--- a/01_Course_Core/TAS2O_Curriculum_Mapping_Expectations_Coverage.docx
+++ b/01_Course_Core/TAS2O_Curriculum_Mapping_Expectations_Coverage.docx
@@ -1642,7 +1642,7 @@
                 <w:b w:val="0"/>
                 <w:sz w:val="14"/>
               </w:rPr>
-              <w:t>Teacher observes safe behaviour; students must correct AI-generated safety drafts before approval.</w:t>
+              <w:t>Teacher observes safe behaviour; students must correct safety drafts before approval.</w:t>
             </w:r>
           </w:p>
         </w:tc>
@@ -3693,7 +3693,7 @@
           <w:rFonts w:ascii="Aptos" w:hAnsi="Aptos" w:eastAsia="Aptos"/>
           <w:sz w:val="18"/>
         </w:rPr>
-        <w:t>• Do not treat AI tasks as replacement evidence for hands-on performance. AI-generated drafts must be verified through student explanation, teacher observation, testing data, and revised work.</w:t>
+        <w:t>• Do not treat AI tasks as replacement evidence for hands-on performance. drafts must be verified through student explanation, teacher observation, testing data, and revised work.</w:t>
       </w:r>
     </w:p>
     <w:p>

--- a/01_Course_Core/TAS2O_Curriculum_Mapping_Expectations_Coverage.docx
+++ b/01_Course_Core/TAS2O_Curriculum_Mapping_Expectations_Coverage.docx
@@ -2116,7 +2116,7 @@
                 <w:b w:val="0"/>
                 <w:sz w:val="14"/>
               </w:rPr>
-              <w:t>Design notebook; AI use logs; verification notes; peer feedback; reflection entries</w:t>
+              <w:t>Design notebook; use of approved AI tools logs; verification notes; peer feedback; reflection entries</w:t>
             </w:r>
           </w:p>
         </w:tc>
@@ -2132,7 +2132,7 @@
                 <w:b w:val="0"/>
                 <w:sz w:val="14"/>
               </w:rPr>
-              <w:t>Portfolio demonstrates process, not just final product; AI use must be acknowledged and verified.</w:t>
+              <w:t>Portfolio demonstrates process, not just final product; use of approved AI tools must be acknowledged and verified.</w:t>
             </w:r>
           </w:p>
         </w:tc>
@@ -2742,7 +2742,7 @@
                 <w:b w:val="0"/>
                 <w:sz w:val="16"/>
               </w:rPr>
-              <w:t>Technical documentation; sketches; diagrams; user manual; portfolio organization; presentation; peer feedback; explanation of AI use and verification</w:t>
+              <w:t>Technical documentation; sketches; diagrams; user manual; portfolio organization; presentation; peer feedback; explanation of use of approved AI tools and verification</w:t>
             </w:r>
           </w:p>
         </w:tc>
@@ -2758,7 +2758,7 @@
                 <w:b w:val="0"/>
                 <w:sz w:val="16"/>
               </w:rPr>
-              <w:t>Reports; design brief; presentation/demo; AI use logs; final portfolio</w:t>
+              <w:t>Reports; design brief; presentation/demo; use of approved AI tools logs; final portfolio</w:t>
             </w:r>
           </w:p>
         </w:tc>
@@ -3601,7 +3601,7 @@
                 <w:b w:val="0"/>
                 <w:sz w:val="16"/>
               </w:rPr>
-              <w:t>Student AI policy; AI use logs; verification checklists; academic integrity follow-up records if needed</w:t>
+              <w:t>Student AI policy; use of approved AI tools logs; verification checklists; academic integrity follow-up records if needed</w:t>
             </w:r>
           </w:p>
         </w:tc>
